--- a/templates/sale/محضر_معاينه.docx
+++ b/templates/sale/محضر_معاينه.docx
@@ -5,7 +5,6 @@
     <w:p>
       <w:pPr>
         <w:spacing w:after="0"/>
-        <w:ind w:firstLine="720"/>
         <w:rPr>
           <w:b/>
           <w:bCs/>
@@ -15,6 +14,8 @@
           <w:lang w:bidi="ar-EG"/>
         </w:rPr>
       </w:pPr>
+      <w:bookmarkStart w:id="0" w:name="_GoBack"/>
+      <w:bookmarkEnd w:id="0"/>
       <w:r>
         <w:rPr>
           <w:rFonts w:hint="cs"/>
@@ -765,14 +766,15 @@
       </w:r>
       <w:r>
         <w:rPr>
-          <w:b/>
-          <w:bCs/>
-          <w:sz w:val="30"/>
-          <w:szCs w:val="30"/>
-          <w:rtl/>
-          <w:lang w:bidi="ar-EG"/>
-        </w:rPr>
-        <w:t>{{تاريخ_العقد}}</w:t>
+          <w:rFonts w:cs="Arial"/>
+          <w:b/>
+          <w:bCs/>
+          <w:sz w:val="30"/>
+          <w:szCs w:val="30"/>
+          <w:rtl/>
+          <w:lang w:bidi="ar-EG"/>
+        </w:rPr>
+        <w:t>{{تاريخ_العقد_رقمي}}</w:t>
       </w:r>
     </w:p>
     <w:p>
@@ -909,9 +911,64 @@
           <w:szCs w:val="30"/>
           <w:lang w:bidi="ar-EG"/>
         </w:rPr>
-        <w:t xml:space="preserve">if </w:t>
-      </w:r>
-      <w:proofErr w:type="spellStart"/>
+        <w:t xml:space="preserve">if lands|length == </w:t>
+      </w:r>
+      <w:r>
+        <w:rPr>
+          <w:rFonts w:cs="Arial"/>
+          <w:b/>
+          <w:bCs/>
+          <w:sz w:val="30"/>
+          <w:szCs w:val="30"/>
+          <w:rtl/>
+          <w:lang w:bidi="ar-EG"/>
+        </w:rPr>
+        <w:t xml:space="preserve">1 %}على قطعة واحدة{% </w:t>
+      </w:r>
+      <w:r>
+        <w:rPr>
+          <w:b/>
+          <w:bCs/>
+          <w:sz w:val="30"/>
+          <w:szCs w:val="30"/>
+          <w:lang w:bidi="ar-EG"/>
+        </w:rPr>
+        <w:t xml:space="preserve">elif lands|length == </w:t>
+      </w:r>
+      <w:r>
+        <w:rPr>
+          <w:rFonts w:cs="Arial"/>
+          <w:b/>
+          <w:bCs/>
+          <w:sz w:val="30"/>
+          <w:szCs w:val="30"/>
+          <w:rtl/>
+          <w:lang w:bidi="ar-EG"/>
+        </w:rPr>
+        <w:t xml:space="preserve">2 %}على قطعتين{% </w:t>
+      </w:r>
+      <w:r>
+        <w:rPr>
+          <w:b/>
+          <w:bCs/>
+          <w:sz w:val="30"/>
+          <w:szCs w:val="30"/>
+          <w:lang w:bidi="ar-EG"/>
+        </w:rPr>
+        <w:t>else</w:t>
+      </w:r>
+      <w:r>
+        <w:rPr>
+          <w:rFonts w:cs="Arial"/>
+          <w:b/>
+          <w:bCs/>
+          <w:sz w:val="30"/>
+          <w:szCs w:val="30"/>
+          <w:rtl/>
+          <w:lang w:bidi="ar-EG"/>
+        </w:rPr>
+        <w:t xml:space="preserve"> %}على {{</w:t>
+      </w:r>
       <w:r>
         <w:rPr>
           <w:b/>
@@ -922,119 +979,6 @@
         </w:rPr>
         <w:t>lands|length</w:t>
       </w:r>
-      <w:proofErr w:type="spellEnd"/>
-      <w:r>
-        <w:rPr>
-          <w:b/>
-          <w:bCs/>
-          <w:sz w:val="30"/>
-          <w:szCs w:val="30"/>
-          <w:lang w:bidi="ar-EG"/>
-        </w:rPr>
-        <w:t xml:space="preserve"> == </w:t>
-      </w:r>
-      <w:r>
-        <w:rPr>
-          <w:rFonts w:cs="Arial"/>
-          <w:b/>
-          <w:bCs/>
-          <w:sz w:val="30"/>
-          <w:szCs w:val="30"/>
-          <w:rtl/>
-          <w:lang w:bidi="ar-EG"/>
-        </w:rPr>
-        <w:t xml:space="preserve">1 %}على قطعة واحدة{% </w:t>
-      </w:r>
-      <w:proofErr w:type="spellStart"/>
-      <w:r>
-        <w:rPr>
-          <w:b/>
-          <w:bCs/>
-          <w:sz w:val="30"/>
-          <w:szCs w:val="30"/>
-          <w:lang w:bidi="ar-EG"/>
-        </w:rPr>
-        <w:t>elif</w:t>
-      </w:r>
-      <w:proofErr w:type="spellEnd"/>
-      <w:r>
-        <w:rPr>
-          <w:b/>
-          <w:bCs/>
-          <w:sz w:val="30"/>
-          <w:szCs w:val="30"/>
-          <w:lang w:bidi="ar-EG"/>
-        </w:rPr>
-        <w:t xml:space="preserve"> </w:t>
-      </w:r>
-      <w:proofErr w:type="spellStart"/>
-      <w:r>
-        <w:rPr>
-          <w:b/>
-          <w:bCs/>
-          <w:sz w:val="30"/>
-          <w:szCs w:val="30"/>
-          <w:lang w:bidi="ar-EG"/>
-        </w:rPr>
-        <w:t>lands|length</w:t>
-      </w:r>
-      <w:proofErr w:type="spellEnd"/>
-      <w:r>
-        <w:rPr>
-          <w:b/>
-          <w:bCs/>
-          <w:sz w:val="30"/>
-          <w:szCs w:val="30"/>
-          <w:lang w:bidi="ar-EG"/>
-        </w:rPr>
-        <w:t xml:space="preserve"> == </w:t>
-      </w:r>
-      <w:r>
-        <w:rPr>
-          <w:rFonts w:cs="Arial"/>
-          <w:b/>
-          <w:bCs/>
-          <w:sz w:val="30"/>
-          <w:szCs w:val="30"/>
-          <w:rtl/>
-          <w:lang w:bidi="ar-EG"/>
-        </w:rPr>
-        <w:t xml:space="preserve">2 %}على قطعتين{% </w:t>
-      </w:r>
-      <w:r>
-        <w:rPr>
-          <w:b/>
-          <w:bCs/>
-          <w:sz w:val="30"/>
-          <w:szCs w:val="30"/>
-          <w:lang w:bidi="ar-EG"/>
-        </w:rPr>
-        <w:t>else</w:t>
-      </w:r>
-      <w:r>
-        <w:rPr>
-          <w:rFonts w:cs="Arial"/>
-          <w:b/>
-          <w:bCs/>
-          <w:sz w:val="30"/>
-          <w:szCs w:val="30"/>
-          <w:rtl/>
-          <w:lang w:bidi="ar-EG"/>
-        </w:rPr>
-        <w:t xml:space="preserve"> %}على {{</w:t>
-      </w:r>
-      <w:proofErr w:type="spellStart"/>
-      <w:r>
-        <w:rPr>
-          <w:b/>
-          <w:bCs/>
-          <w:sz w:val="30"/>
-          <w:szCs w:val="30"/>
-          <w:lang w:bidi="ar-EG"/>
-        </w:rPr>
-        <w:t>lands|length</w:t>
-      </w:r>
-      <w:proofErr w:type="spellEnd"/>
       <w:r>
         <w:rPr>
           <w:rFonts w:cs="Arial"/>
@@ -1047,7 +991,6 @@
         </w:rPr>
         <w:t xml:space="preserve">}} قطع{% </w:t>
       </w:r>
-      <w:proofErr w:type="spellStart"/>
       <w:r>
         <w:rPr>
           <w:b/>
@@ -1058,7 +1001,6 @@
         </w:rPr>
         <w:t>endif</w:t>
       </w:r>
-      <w:proofErr w:type="spellEnd"/>
       <w:r>
         <w:rPr>
           <w:rFonts w:cs="Arial"/>
@@ -1178,29 +1120,7 @@
           <w:szCs w:val="30"/>
           <w:lang w:bidi="ar-EG"/>
         </w:rPr>
-        <w:t xml:space="preserve">if </w:t>
-      </w:r>
-      <w:proofErr w:type="spellStart"/>
-      <w:r>
-        <w:rPr>
-          <w:b/>
-          <w:bCs/>
-          <w:sz w:val="30"/>
-          <w:szCs w:val="30"/>
-          <w:lang w:bidi="ar-EG"/>
-        </w:rPr>
-        <w:t>lands|length</w:t>
-      </w:r>
-      <w:proofErr w:type="spellEnd"/>
-      <w:r>
-        <w:rPr>
-          <w:b/>
-          <w:bCs/>
-          <w:sz w:val="30"/>
-          <w:szCs w:val="30"/>
-          <w:lang w:bidi="ar-EG"/>
-        </w:rPr>
-        <w:t xml:space="preserve"> &gt; </w:t>
+        <w:t xml:space="preserve">if lands|length &gt; </w:t>
       </w:r>
       <w:r>
         <w:rPr>
@@ -1258,7 +1178,6 @@
         </w:rPr>
         <w:t xml:space="preserve"> %}قطعة أرض زراعية{% </w:t>
       </w:r>
-      <w:proofErr w:type="spellStart"/>
       <w:r>
         <w:rPr>
           <w:b/>
@@ -1269,7 +1188,6 @@
         </w:rPr>
         <w:t>endif</w:t>
       </w:r>
-      <w:proofErr w:type="spellEnd"/>
       <w:r>
         <w:rPr>
           <w:rFonts w:cs="Arial"/>
@@ -1282,7 +1200,6 @@
         </w:rPr>
         <w:t xml:space="preserve"> %} مساحتها {{</w:t>
       </w:r>
-      <w:proofErr w:type="spellStart"/>
       <w:r>
         <w:rPr>
           <w:b/>
@@ -1293,7 +1210,6 @@
         </w:rPr>
         <w:t>l.s</w:t>
       </w:r>
-      <w:proofErr w:type="spellEnd"/>
       <w:r>
         <w:rPr>
           <w:rFonts w:cs="Arial"/>
@@ -1329,119 +1245,113 @@
           <w:rtl/>
           <w:lang w:bidi="ar-EG"/>
         </w:rPr>
+        <w:t xml:space="preserve"> {{</w:t>
+      </w:r>
+      <w:r>
+        <w:rPr>
+          <w:b/>
+          <w:bCs/>
+          <w:sz w:val="30"/>
+          <w:szCs w:val="30"/>
+          <w:lang w:bidi="ar-EG"/>
+        </w:rPr>
+        <w:t>l.k</w:t>
+      </w:r>
+      <w:r>
+        <w:rPr>
+          <w:rFonts w:cs="Arial"/>
+          <w:b/>
+          <w:bCs/>
+          <w:sz w:val="30"/>
+          <w:szCs w:val="30"/>
+          <w:rtl/>
+          <w:lang w:bidi="ar-EG"/>
+        </w:rPr>
+        <w:t>}}</w:t>
+      </w:r>
+      <w:r>
+        <w:rPr>
+          <w:rFonts w:cs="Arial"/>
+          <w:b/>
+          <w:bCs/>
+          <w:sz w:val="30"/>
+          <w:szCs w:val="30"/>
+          <w:vertAlign w:val="superscript"/>
+          <w:rtl/>
+          <w:lang w:bidi="ar-EG"/>
+        </w:rPr>
+        <w:t>ط</w:t>
+      </w:r>
+      <w:r>
+        <w:rPr>
+          <w:rFonts w:cs="Arial"/>
+          <w:b/>
+          <w:bCs/>
+          <w:sz w:val="30"/>
+          <w:szCs w:val="30"/>
+          <w:rtl/>
+          <w:lang w:bidi="ar-EG"/>
+        </w:rPr>
+        <w:t xml:space="preserve"> {{</w:t>
+      </w:r>
+      <w:r>
+        <w:rPr>
+          <w:b/>
+          <w:bCs/>
+          <w:sz w:val="30"/>
+          <w:szCs w:val="30"/>
+          <w:lang w:bidi="ar-EG"/>
+        </w:rPr>
+        <w:t>l.f</w:t>
+      </w:r>
+      <w:r>
+        <w:rPr>
+          <w:rFonts w:cs="Arial"/>
+          <w:b/>
+          <w:bCs/>
+          <w:sz w:val="30"/>
+          <w:szCs w:val="30"/>
+          <w:rtl/>
+          <w:lang w:bidi="ar-EG"/>
+        </w:rPr>
+        <w:t>}}</w:t>
+      </w:r>
+      <w:r>
+        <w:rPr>
+          <w:rFonts w:cs="Arial"/>
+          <w:b/>
+          <w:bCs/>
+          <w:sz w:val="30"/>
+          <w:szCs w:val="30"/>
+          <w:vertAlign w:val="superscript"/>
+          <w:rtl/>
+          <w:lang w:bidi="ar-EG"/>
+        </w:rPr>
+        <w:t>ف</w:t>
+      </w:r>
+      <w:r>
+        <w:rPr>
+          <w:rFonts w:cs="Arial" w:hint="cs"/>
+          <w:b/>
+          <w:bCs/>
+          <w:sz w:val="30"/>
+          <w:szCs w:val="30"/>
+          <w:rtl/>
+          <w:lang w:bidi="ar-EG"/>
+        </w:rPr>
         <w:t xml:space="preserve"> </w:t>
       </w:r>
-      <w:bookmarkStart w:id="0" w:name="_GoBack"/>
-      <w:bookmarkEnd w:id="0"/>
-      <w:r>
-        <w:rPr>
-          <w:rFonts w:cs="Arial"/>
-          <w:b/>
-          <w:bCs/>
-          <w:sz w:val="30"/>
-          <w:szCs w:val="30"/>
-          <w:rtl/>
-          <w:lang w:bidi="ar-EG"/>
-        </w:rPr>
-        <w:t>{{</w:t>
-      </w:r>
-      <w:proofErr w:type="spellStart"/>
-      <w:r>
-        <w:rPr>
-          <w:b/>
-          <w:bCs/>
-          <w:sz w:val="30"/>
-          <w:szCs w:val="30"/>
-          <w:lang w:bidi="ar-EG"/>
-        </w:rPr>
-        <w:t>l.k</w:t>
-      </w:r>
-      <w:proofErr w:type="spellEnd"/>
-      <w:r>
-        <w:rPr>
-          <w:rFonts w:cs="Arial"/>
-          <w:b/>
-          <w:bCs/>
-          <w:sz w:val="30"/>
-          <w:szCs w:val="30"/>
-          <w:rtl/>
-          <w:lang w:bidi="ar-EG"/>
-        </w:rPr>
-        <w:t>}}</w:t>
-      </w:r>
-      <w:r>
-        <w:rPr>
-          <w:rFonts w:cs="Arial"/>
-          <w:b/>
-          <w:bCs/>
-          <w:sz w:val="30"/>
-          <w:szCs w:val="30"/>
-          <w:vertAlign w:val="superscript"/>
-          <w:rtl/>
-          <w:lang w:bidi="ar-EG"/>
-        </w:rPr>
-        <w:t>ط</w:t>
-      </w:r>
-      <w:r>
-        <w:rPr>
-          <w:rFonts w:cs="Arial"/>
-          <w:b/>
-          <w:bCs/>
-          <w:sz w:val="30"/>
-          <w:szCs w:val="30"/>
-          <w:rtl/>
-          <w:lang w:bidi="ar-EG"/>
-        </w:rPr>
-        <w:t xml:space="preserve"> {{</w:t>
-      </w:r>
-      <w:proofErr w:type="spellStart"/>
-      <w:r>
-        <w:rPr>
-          <w:b/>
-          <w:bCs/>
-          <w:sz w:val="30"/>
-          <w:szCs w:val="30"/>
-          <w:lang w:bidi="ar-EG"/>
-        </w:rPr>
-        <w:t>l.f</w:t>
-      </w:r>
-      <w:proofErr w:type="spellEnd"/>
-      <w:r>
-        <w:rPr>
-          <w:rFonts w:cs="Arial"/>
-          <w:b/>
-          <w:bCs/>
-          <w:sz w:val="30"/>
-          <w:szCs w:val="30"/>
-          <w:rtl/>
-          <w:lang w:bidi="ar-EG"/>
-        </w:rPr>
-        <w:t>}}</w:t>
-      </w:r>
-      <w:r>
-        <w:rPr>
-          <w:rFonts w:cs="Arial"/>
-          <w:b/>
-          <w:bCs/>
-          <w:sz w:val="30"/>
-          <w:szCs w:val="30"/>
-          <w:vertAlign w:val="superscript"/>
-          <w:rtl/>
-          <w:lang w:bidi="ar-EG"/>
-        </w:rPr>
-        <w:t>ف</w:t>
-      </w:r>
-      <w:r>
-        <w:rPr>
-          <w:rFonts w:cs="Arial"/>
-          <w:b/>
-          <w:bCs/>
-          <w:sz w:val="30"/>
-          <w:szCs w:val="30"/>
-          <w:rtl/>
-          <w:lang w:bidi="ar-EG"/>
-        </w:rPr>
-        <w:t>، كائنة بحوض {{</w:t>
+      <w:r>
+        <w:rPr>
+          <w:rFonts w:cs="Arial"/>
+          <w:b/>
+          <w:bCs/>
+          <w:sz w:val="30"/>
+          <w:szCs w:val="30"/>
+          <w:rtl/>
+          <w:lang w:bidi="ar-EG"/>
+        </w:rPr>
+        <w:t xml:space="preserve"> كائنة بحوض {{</w:t>
       </w:r>
       <w:r>
         <w:rPr>
@@ -1491,7 +1401,6 @@
         </w:rPr>
         <w:t>الحد البحري: {{</w:t>
       </w:r>
-      <w:proofErr w:type="spellStart"/>
       <w:r>
         <w:rPr>
           <w:b/>
@@ -1502,7 +1411,6 @@
         </w:rPr>
         <w:t>l.n</w:t>
       </w:r>
-      <w:proofErr w:type="spellEnd"/>
       <w:r>
         <w:rPr>
           <w:rFonts w:cs="Arial"/>
@@ -1541,7 +1449,6 @@
         </w:rPr>
         <w:t>الحد القبلي: {{</w:t>
       </w:r>
-      <w:proofErr w:type="spellStart"/>
       <w:r>
         <w:rPr>
           <w:b/>
@@ -1552,7 +1459,6 @@
         </w:rPr>
         <w:t>l.s_bound</w:t>
       </w:r>
-      <w:proofErr w:type="spellEnd"/>
       <w:r>
         <w:rPr>
           <w:rFonts w:cs="Arial"/>
@@ -1591,7 +1497,6 @@
         </w:rPr>
         <w:t>الحد الشرقي: {{</w:t>
       </w:r>
-      <w:proofErr w:type="spellStart"/>
       <w:r>
         <w:rPr>
           <w:b/>
@@ -1602,7 +1507,6 @@
         </w:rPr>
         <w:t>l.e</w:t>
       </w:r>
-      <w:proofErr w:type="spellEnd"/>
       <w:r>
         <w:rPr>
           <w:rFonts w:cs="Arial"/>
